--- a/FYP/组会/2026.9.24/9.24-v3-讲解骨架（脱稿用）.docx
+++ b/FYP/组会/2026.9.24/9.24-v3-讲解骨架（脱稿用）.docx
@@ -53,7 +53,7 @@
           <w:rFonts w:ascii="宋体" w:hAnsi="宋体" w:eastAsia="宋体"/>
           <w:sz w:val="24"/>
         </w:rPr>
-        <w:t>编制日期：2026年09月24日</w:t>
+        <w:t>编制日期：2026年09月25日</w:t>
       </w:r>
     </w:p>
     <w:p/>
@@ -1015,7 +1015,24 @@
           <w:b w:val="0"/>
           <w:sz w:val="24"/>
         </w:rPr>
-        <w:t xml:space="preserve">：AEM 是最基本的四步 → 每步理想自由能 1.23 eV → 但 ∗OH 与 ∗OOH 之间存在标度关系（差约 3.2 eV）→ 所以台阶不均匀，最大的一级台阶决定过电位 → </w:t>
+        <w:t>：AEM 是最基本的四步 → 每步理想自由能 1.23 eV → 但 \</w:t>
+      </w:r>
+      <w:r>
+        <w:rPr>
+          <w:rFonts w:ascii="Times New Roman" w:hAnsi="Times New Roman" w:eastAsia="宋体"/>
+          <w:b w:val="0"/>
+          <w:i/>
+          <w:sz w:val="24"/>
+        </w:rPr>
+        <w:t>OH 与 \</w:t>
+      </w:r>
+      <w:r>
+        <w:rPr>
+          <w:rFonts w:ascii="Times New Roman" w:hAnsi="Times New Roman" w:eastAsia="宋体"/>
+          <w:b w:val="0"/>
+          <w:sz w:val="24"/>
+        </w:rPr>
+        <w:t xml:space="preserve">OOH 之间存在标度关系（差约 3.2 eV）→ 所以台阶不均匀，最大的一级台阶决定过电位 → </w:t>
       </w:r>
       <w:r>
         <w:rPr>
@@ -1155,7 +1172,7 @@
           <w:b w:val="0"/>
           <w:sz w:val="24"/>
         </w:rPr>
-        <w:t>：左图指四个步骤与中间体（∗OH、∗O、∗OOH）→ 右图指理想线与实际路径之间的差额。</w:t>
+        <w:t>：左图指四个步骤与中间体（\OH、\O、\OOH）→ 右图指理想线与实际路径之间的差额。</w:t>
       </w:r>
     </w:p>
     <w:p>
@@ -1435,7 +1452,7 @@
           <w:b w:val="0"/>
           <w:sz w:val="24"/>
         </w:rPr>
-        <w:t>成 O₂ → 不经过 ∗OOH、也不产生氧空位 → 所以它同时避开 AEM 的标度瓶颈和 LOM 的溶解通道 → 我们组还提出了 COM（光照触发、O–O 在氧态上偶联），这里只作一句补充。</w:t>
+        <w:t>成 O₂ → 不经过 \OOH、也不产生氧空位 → 所以它同时避开 AEM 的标度瓶颈和 LOM 的溶解通道 → 我们组还提出了 COM（光照触发、O–O 在氧态上偶联），这里只作一句补充。</w:t>
       </w:r>
     </w:p>
     <w:p>
@@ -2580,7 +2597,39 @@
           <w:b w:val="0"/>
           <w:sz w:val="24"/>
         </w:rPr>
-        <w:t>：五张卡依次指，不逐行念。</w:t>
+        <w:t>：五个面板从左到右依次指，</w:t>
+      </w:r>
+      <w:r>
+        <w:rPr>
+          <w:rFonts w:ascii="Times New Roman" w:hAnsi="Times New Roman" w:eastAsia="宋体"/>
+          <w:b/>
+          <w:sz w:val="24"/>
+        </w:rPr>
+        <w:t>不逐行念</w:t>
+      </w:r>
+      <w:r>
+        <w:rPr>
+          <w:rFonts w:ascii="Times New Roman" w:hAnsi="Times New Roman" w:eastAsia="宋体"/>
+          <w:b w:val="0"/>
+          <w:sz w:val="24"/>
+        </w:rPr>
+        <w:t xml:space="preserve">；到④时点一下图上的 </w:t>
+      </w:r>
+      <w:r>
+        <w:rPr>
+          <w:rFonts w:ascii="Times New Roman" w:hAnsi="Times New Roman" w:eastAsia="宋体"/>
+          <w:b/>
+          <w:sz w:val="24"/>
+        </w:rPr>
+        <w:t>Ru–O–Mn(Ru)</w:t>
+      </w:r>
+      <w:r>
+        <w:rPr>
+          <w:rFonts w:ascii="Times New Roman" w:hAnsi="Times New Roman" w:eastAsia="宋体"/>
+          <w:b w:val="0"/>
+          <w:sz w:val="24"/>
+        </w:rPr>
+        <w:t xml:space="preserve"> 标注（这是文献原始 EXAFS 图，不是我们画的），再到②的红框判据停一秒。</w:t>
       </w:r>
     </w:p>
     <w:p>

--- a/FYP/组会/2026.9.24/9.24-v3-讲解骨架（脱稿用）.docx
+++ b/FYP/组会/2026.9.24/9.24-v3-讲解骨架（脱稿用）.docx
@@ -2,6 +2,107 @@
 <file path=word/document.xml><?xml version="1.0" encoding="utf-8"?>
 <w:document xmlns:wpc="http://schemas.microsoft.com/office/word/2010/wordprocessingCanvas" xmlns:mc="http://schemas.openxmlformats.org/markup-compatibility/2006" xmlns:o="urn:schemas-microsoft-com:office:office" xmlns:r="http://schemas.openxmlformats.org/officeDocument/2006/relationships" xmlns:m="http://schemas.openxmlformats.org/officeDocument/2006/math" xmlns:v="urn:schemas-microsoft-com:vml" xmlns:wp14="http://schemas.microsoft.com/office/word/2010/wordprocessingDrawing" xmlns:wp="http://schemas.openxmlformats.org/drawingml/2006/wordprocessingDrawing" xmlns:w="http://schemas.openxmlformats.org/wordprocessingml/2006/main" xmlns:w14="http://schemas.microsoft.com/office/word/2010/wordml" xmlns:w10="urn:schemas-microsoft-com:office:word" xmlns:w15="http://schemas.microsoft.com/office/word/2012/wordml" xmlns:wpg="http://schemas.microsoft.com/office/word/2010/wordprocessingGroup" xmlns:wpi="http://schemas.microsoft.com/office/word/2010/wordprocessingInk" xmlns:wne="http://schemas.microsoft.com/office/word/2006/wordml" xmlns:wps="http://schemas.microsoft.com/office/word/2010/wordprocessingShape" xmlns:wpsCustomData="http://www.wps.cn/officeDocument/2013/wpsCustomData" mc:Ignorable="w14 w15 wp14">
   <w:body>
+    <w:p>
+      <w:pPr>
+        <w:pStyle w:val="2"/>
+        <w:pageBreakBefore w:val="0"/>
+      </w:pPr>
+      <w:r>
+        <w:rPr>
+          <w:rFonts w:ascii="Times New Roman" w:hAnsi="Times New Roman" w:eastAsia="宋体"/>
+          <w:b/>
+          <w:sz w:val="44"/>
+        </w:rPr>
+        <w:t>P10 · 实验计划：五步 ｜ 1:05</w:t>
+      </w:r>
+    </w:p>
+    <w:p>
+      <w:pPr>
+        <w:spacing w:line="360" w:lineRule="auto"/>
+        <w:ind w:firstLine="420"/>
+      </w:pPr>
+      <w:r>
+        <w:rPr>
+          <w:rFonts w:ascii="Times New Roman" w:hAnsi="Times New Roman" w:eastAsia="宋体"/>
+          <w:b/>
+          <w:sz w:val="24"/>
+        </w:rPr>
+        <w:t>逻辑</w:t>
+      </w:r>
+      <w:r>
+        <w:rPr>
+          <w:rFonts w:ascii="Times New Roman" w:hAnsi="Times New Roman" w:eastAsia="宋体"/>
+          <w:b w:val="0"/>
+          <w:sz w:val="24"/>
+        </w:rPr>
+        <w:t xml:space="preserve">：① 电沉积 MnO₂（参数明确：7 mA cm⁻² 15 分钟 ≈ 6.3 C cm⁻²）→ ② </w:t>
+      </w:r>
+      <w:r>
+        <w:rPr>
+          <w:rFonts w:ascii="Times New Roman" w:hAnsi="Times New Roman" w:eastAsia="宋体"/>
+          <w:b/>
+          <w:sz w:val="24"/>
+        </w:rPr>
+        <w:t>先测宿主自己的溶解窗口</w:t>
+      </w:r>
+      <w:r>
+        <w:rPr>
+          <w:rFonts w:ascii="Times New Roman" w:hAnsi="Times New Roman" w:eastAsia="宋体"/>
+          <w:b w:val="0"/>
+          <w:sz w:val="24"/>
+        </w:rPr>
+        <w:t>（</w:t>
+      </w:r>
+      <w:r>
+        <w:rPr>
+          <w:rFonts w:ascii="Times New Roman" w:hAnsi="Times New Roman" w:eastAsia="宋体"/>
+          <w:b/>
+          <w:sz w:val="24"/>
+        </w:rPr>
+        <w:t>此时样品里还没有 Ru，所以只看 Mn、Ru 只作本底对照</w:t>
+      </w:r>
+      <w:r>
+        <w:rPr>
+          <w:rFonts w:ascii="Times New Roman" w:hAnsi="Times New Roman" w:eastAsia="宋体"/>
+          <w:b w:val="0"/>
+          <w:sz w:val="24"/>
+        </w:rPr>
+        <w:t>）：电位阶跃 1.20 → 1.90 V vs RHE 共 6 档，下限摸还原溶解（Mn²⁺、E°≈1.23 V）、上限摸氧化溶解（MnO₄⁻、原位拉曼 839 cm⁻¹）→ ③ 阳离子交换把 Ru 装进去，同时做浸渍与共沉积对照，</w:t>
+      </w:r>
+      <w:r>
+        <w:rPr>
+          <w:rFonts w:ascii="Times New Roman" w:hAnsi="Times New Roman" w:eastAsia="宋体"/>
+          <w:b/>
+          <w:sz w:val="24"/>
+        </w:rPr>
+        <w:t>装完再把②的扫描做一遍（这次 Mn 与 Ru 分开测）</w:t>
+      </w:r>
+      <w:r>
+        <w:rPr>
+          <w:rFonts w:ascii="Times New Roman" w:hAnsi="Times New Roman" w:eastAsia="宋体"/>
+          <w:b w:val="0"/>
+          <w:sz w:val="24"/>
+        </w:rPr>
+        <w:t>，这才轮到「谁先溶」→ ④ 用 EXAFS 等证明 Ru 在骨架内 → ⑤ 电化学测试与单电池。</w:t>
+      </w:r>
+      <w:r>
+        <w:rPr>
+          <w:rFonts w:ascii="Times New Roman" w:hAnsi="Times New Roman" w:eastAsia="宋体"/>
+          <w:b/>
+          <w:sz w:val="24"/>
+        </w:rPr>
+        <w:t>前三周优先第②步</w:t>
+      </w:r>
+      <w:r>
+        <w:rPr>
+          <w:rFonts w:ascii="Times New Roman" w:hAnsi="Times New Roman" w:eastAsia="宋体"/>
+          <w:b w:val="0"/>
+          <w:sz w:val="24"/>
+        </w:rPr>
+        <w:t>：宿主没有可用窗口，后面一切白做。</w:t>
+      </w:r>
+    </w:p>
+    <w:p/>
     <w:p>
       <w:pPr>
         <w:jc w:val="center"/>
@@ -189,6 +290,11 @@
     </w:p>
     <w:p/>
     <w:p>
+      <w:r>
+        <w:br w:type="page"/>
+      </w:r>
+    </w:p>
+    <w:p>
       <w:pPr>
         <w:pStyle w:val="2"/>
         <w:pageBreakBefore w:val="0"/>
@@ -478,7 +584,7 @@
           <w:b w:val="0"/>
           <w:sz w:val="24"/>
         </w:rPr>
-        <w:t xml:space="preserve">1. </w:t>
+        <w:t xml:space="preserve">• </w:t>
       </w:r>
       <w:r>
         <w:rPr>
@@ -486,7 +592,7 @@
           <w:sz w:val="24"/>
           <w:shd w:fill="F0F0F0"/>
         </w:rPr>
-        <w:t>Good afternoon, Professor Xue. Thank you for the time.</w:t>
+        <w:t>Step one: electrodeposit MnO₂ at 7 mA cm⁻² for 15 minutes, about 6.3 C cm⁻².</w:t>
       </w:r>
     </w:p>
     <w:p>
@@ -500,7 +606,7 @@
           <w:b w:val="0"/>
           <w:sz w:val="24"/>
         </w:rPr>
-        <w:t xml:space="preserve">2. </w:t>
+        <w:t xml:space="preserve">• </w:t>
       </w:r>
       <w:r>
         <w:rPr>
@@ -508,7 +614,7 @@
           <w:sz w:val="24"/>
           <w:shd w:fill="F0F0F0"/>
         </w:rPr>
-        <w:t>My name is Zhao Shen. The title of my project is "Stabilizing Ruthenium through Ru–O–Mn Interfacial Coupling for Acidic Oxygen Evolution".</w:t>
+        <w:t>Step two is the host window: with no ruthenium loaded yet, ICP-MS measures manganese only — ruthenium is our blank.</w:t>
       </w:r>
     </w:p>
     <w:p>
@@ -522,7 +628,7 @@
           <w:b w:val="0"/>
           <w:sz w:val="24"/>
         </w:rPr>
-        <w:t xml:space="preserve">3. </w:t>
+        <w:t xml:space="preserve">• </w:t>
       </w:r>
       <w:r>
         <w:rPr>
@@ -530,7 +636,73 @@
           <w:sz w:val="24"/>
           <w:shd w:fill="F0F0F0"/>
         </w:rPr>
-        <w:t>Today I will cover three parts: the background, the mechanism and the route, and the experiment plan.</w:t>
+        <w:t>We scan from 1.20 to 1.90 volts against RHE in six steps: the low end probes reductive dissolution to Mn²⁺, the high end oxidative dissolution to MnO₄⁻, which shows up as the 839 cm⁻¹ Raman band.</w:t>
+      </w:r>
+    </w:p>
+    <w:p>
+      <w:pPr>
+        <w:spacing w:line="360" w:lineRule="auto"/>
+        <w:ind w:left="420"/>
+      </w:pPr>
+      <w:r>
+        <w:rPr>
+          <w:rFonts w:ascii="Times New Roman" w:hAnsi="Times New Roman" w:eastAsia="宋体"/>
+          <w:b w:val="0"/>
+          <w:sz w:val="24"/>
+        </w:rPr>
+        <w:t xml:space="preserve">• </w:t>
+      </w:r>
+      <w:r>
+        <w:rPr>
+          <w:rFonts w:ascii="Consolas" w:hAnsi="Consolas" w:eastAsia="Consolas"/>
+          <w:sz w:val="24"/>
+          <w:shd w:fill="F0F0F0"/>
+        </w:rPr>
+        <w:t>Only after the exchange do we repeat the same scan with manganese and ruthenium measured separately — that is when the question of which one dissolves first can be asked.</w:t>
+      </w:r>
+    </w:p>
+    <w:p>
+      <w:pPr>
+        <w:spacing w:line="360" w:lineRule="auto"/>
+        <w:ind w:left="420"/>
+      </w:pPr>
+      <w:r>
+        <w:rPr>
+          <w:rFonts w:ascii="Times New Roman" w:hAnsi="Times New Roman" w:eastAsia="宋体"/>
+          <w:b w:val="0"/>
+          <w:sz w:val="24"/>
+        </w:rPr>
+        <w:t xml:space="preserve">• </w:t>
+      </w:r>
+      <w:r>
+        <w:rPr>
+          <w:rFonts w:ascii="Consolas" w:hAnsi="Consolas" w:eastAsia="Consolas"/>
+          <w:sz w:val="24"/>
+          <w:shd w:fill="F0F0F0"/>
+        </w:rPr>
+        <w:t>Step four: EXAFS shows whether ruthenium is inside the lattice or only on the surface.</w:t>
+      </w:r>
+    </w:p>
+    <w:p>
+      <w:pPr>
+        <w:spacing w:line="360" w:lineRule="auto"/>
+        <w:ind w:left="420"/>
+      </w:pPr>
+      <w:r>
+        <w:rPr>
+          <w:rFonts w:ascii="Times New Roman" w:hAnsi="Times New Roman" w:eastAsia="宋体"/>
+          <w:b w:val="0"/>
+          <w:sz w:val="24"/>
+        </w:rPr>
+        <w:t xml:space="preserve">• </w:t>
+      </w:r>
+      <w:r>
+        <w:rPr>
+          <w:rFonts w:ascii="Consolas" w:hAnsi="Consolas" w:eastAsia="Consolas"/>
+          <w:sz w:val="24"/>
+          <w:shd w:fill="F0F0F0"/>
+        </w:rPr>
+        <w:t>First priority is step two: without a usable window, the phase or the oxygen coordination is changed before any optimisation.</w:t>
       </w:r>
     </w:p>
     <w:p>
@@ -544,6 +716,28 @@
           <w:b/>
           <w:sz w:val="24"/>
         </w:rPr>
+        <w:t>指图</w:t>
+      </w:r>
+      <w:r>
+        <w:rPr>
+          <w:rFonts w:ascii="Times New Roman" w:hAnsi="Times New Roman" w:eastAsia="宋体"/>
+          <w:b w:val="0"/>
+          <w:sz w:val="24"/>
+        </w:rPr>
+        <w:t>：先指左环形图（来源结构）→ 再指右柱图（0.3 → 1.0 → 4.0 Mt）。</w:t>
+      </w:r>
+    </w:p>
+    <w:p>
+      <w:pPr>
+        <w:spacing w:line="360" w:lineRule="auto"/>
+        <w:ind w:firstLine="420"/>
+      </w:pPr>
+      <w:r>
+        <w:rPr>
+          <w:rFonts w:ascii="Times New Roman" w:hAnsi="Times New Roman" w:eastAsia="宋体"/>
+          <w:b/>
+          <w:sz w:val="24"/>
+        </w:rPr>
         <w:t>压缩版</w:t>
       </w:r>
       <w:r>
@@ -552,7 +746,7 @@
           <w:b w:val="0"/>
           <w:sz w:val="24"/>
         </w:rPr>
-        <w:t>：只留 1、3 句。</w:t>
+        <w:t>：第 2 句 + 第 4 句。</w:t>
       </w:r>
     </w:p>
     <w:p/>
@@ -581,7 +775,7 @@
           <w:b/>
           <w:sz w:val="44"/>
         </w:rPr>
-        <w:t>P1 · 氢能为什么重要 ｜ 0:55</w:t>
+        <w:t>P2 · 电解水与两个半反应 ｜ 0:55</w:t>
       </w:r>
     </w:p>
     <w:p>
@@ -603,39 +797,7 @@
           <w:b w:val="0"/>
           <w:sz w:val="24"/>
         </w:rPr>
-        <w:t>：氢能是被当作能源载体来发展的 → 现在的氢几乎全部来自化石燃料 → 低温室气体氢（电解水路线）还不到 1% → 所以瓶颈在</w:t>
-      </w:r>
-      <w:r>
-        <w:rPr>
-          <w:rFonts w:ascii="Times New Roman" w:hAnsi="Times New Roman" w:eastAsia="宋体"/>
-          <w:b/>
-          <w:sz w:val="24"/>
-        </w:rPr>
-        <w:t>生产方式</w:t>
-      </w:r>
-      <w:r>
-        <w:rPr>
-          <w:rFonts w:ascii="Times New Roman" w:hAnsi="Times New Roman" w:eastAsia="宋体"/>
-          <w:b w:val="0"/>
-          <w:sz w:val="24"/>
-        </w:rPr>
-        <w:t>，而电解水是可以脱碳的那条路 → 电解水的成本由</w:t>
-      </w:r>
-      <w:r>
-        <w:rPr>
-          <w:rFonts w:ascii="Times New Roman" w:hAnsi="Times New Roman" w:eastAsia="宋体"/>
-          <w:b/>
-          <w:sz w:val="24"/>
-        </w:rPr>
-        <w:t>阳极</w:t>
-      </w:r>
-      <w:r>
-        <w:rPr>
-          <w:rFonts w:ascii="Times New Roman" w:hAnsi="Times New Roman" w:eastAsia="宋体"/>
-          <w:b w:val="0"/>
-          <w:sz w:val="24"/>
-        </w:rPr>
-        <w:t>决定。</w:t>
+        <w:t>：水电解是两个半反应 → 阴极析氢、阳极析氧 → 析氧要转移四个电子和四个质子，所以慢、吃掉大部分过电位 → 因此阳极是突破口 → 而且酸性和碱性可用的元素完全不同。</w:t>
       </w:r>
     </w:p>
     <w:p>
@@ -671,7 +833,7 @@
           <w:sz w:val="24"/>
           <w:shd w:fill="F0F0F0"/>
         </w:rPr>
-        <w:t>Hydrogen production is about 100 Mt per year.</w:t>
+        <w:t>Cathode (HER): 2 H₂O + 2 e⁻ → H₂ + 2 OH⁻；Anode (OER): 2 H₂O → O₂ + 4 H⁺ + 4 e⁻</w:t>
       </w:r>
     </w:p>
     <w:p>
@@ -693,15 +855,7 @@
           <w:sz w:val="24"/>
           <w:shd w:fill="F0F0F0"/>
         </w:rPr>
-        <w:t>Low-emission hydrogen is about 1 Mt — below 1%.</w:t>
-      </w:r>
-      <w:r>
-        <w:rPr>
-          <w:rFonts w:ascii="Times New Roman" w:hAnsi="Times New Roman" w:eastAsia="宋体"/>
-          <w:b w:val="0"/>
-          <w:sz w:val="24"/>
-        </w:rPr>
-        <w:t>（左图环形图：天然气 62%、煤 19%、工业副产 18%、低温室气体 &lt;1%）</w:t>
+        <w:t>OER moves four electrons and four protons through several intermediates, so it is slow and carries most of the overpotential.</w:t>
       </w:r>
     </w:p>
     <w:p>
@@ -723,29 +877,7 @@
           <w:sz w:val="24"/>
           <w:shd w:fill="F0F0F0"/>
         </w:rPr>
-        <w:t>Demand grows under announced pledges, so the bottleneck is the production route, not the molecule.</w:t>
-      </w:r>
-    </w:p>
-    <w:p>
-      <w:pPr>
-        <w:spacing w:line="360" w:lineRule="auto"/>
-        <w:ind w:left="420"/>
-      </w:pPr>
-      <w:r>
-        <w:rPr>
-          <w:rFonts w:ascii="Times New Roman" w:hAnsi="Times New Roman" w:eastAsia="宋体"/>
-          <w:b w:val="0"/>
-          <w:sz w:val="24"/>
-        </w:rPr>
-        <w:t xml:space="preserve">• </w:t>
-      </w:r>
-      <w:r>
-        <w:rPr>
-          <w:rFonts w:ascii="Consolas" w:hAnsi="Consolas" w:eastAsia="Consolas"/>
-          <w:sz w:val="24"/>
-          <w:shd w:fill="F0F0F0"/>
-        </w:rPr>
-        <w:t>Water electrolysis is the route that can be decarbonised, and its cost is set by the anode.</w:t>
+        <w:t>Alkaline media allow cheap Ni, Co or Fe oxides; acidic media require Ir or Ru oxides.</w:t>
       </w:r>
     </w:p>
     <w:p>
@@ -767,7 +899,7 @@
           <w:b w:val="0"/>
           <w:sz w:val="24"/>
         </w:rPr>
-        <w:t>：先指左环形图（来源结构）→ 再指右柱图（0.3 → 1.0 → 4.0 Mt）。</w:t>
+        <w:t>：指左侧电解池示意（阴极/膜/阳极、e⁻ 流向）→ 指右侧两个方程。</w:t>
       </w:r>
     </w:p>
     <w:p>
@@ -789,7 +921,7 @@
           <w:b w:val="0"/>
           <w:sz w:val="24"/>
         </w:rPr>
-        <w:t>：第 2 句 + 第 4 句。</w:t>
+        <w:t>：两个方程 + 最后一句。</w:t>
       </w:r>
     </w:p>
     <w:p/>
@@ -818,7 +950,7 @@
           <w:b/>
           <w:sz w:val="44"/>
         </w:rPr>
-        <w:t>P2 · 电解水与两个半反应 ｜ 0:55</w:t>
+        <w:t>P3 · 机理一：AEM ｜ 1:10</w:t>
       </w:r>
     </w:p>
     <w:p>
@@ -840,7 +972,40 @@
           <w:b w:val="0"/>
           <w:sz w:val="24"/>
         </w:rPr>
-        <w:t>：水电解是两个半反应 → 阴极析氢、阳极析氧 → 析氧要转移四个电子和四个质子，所以慢、吃掉大部分过电位 → 因此阳极是突破口 → 而且酸性和碱性可用的元素完全不同。</w:t>
+        <w:t>：AEM 是最基本的四步 → 每步理想自由能 1.23 eV → 但 \</w:t>
+      </w:r>
+      <w:r>
+        <w:rPr>
+          <w:rFonts w:ascii="Times New Roman" w:hAnsi="Times New Roman" w:eastAsia="宋体"/>
+          <w:b w:val="0"/>
+          <w:i/>
+          <w:sz w:val="24"/>
+        </w:rPr>
+        <w:t>OH 与 \</w:t>
+      </w:r>
+      <w:r>
+        <w:rPr>
+          <w:rFonts w:ascii="Times New Roman" w:hAnsi="Times New Roman" w:eastAsia="宋体"/>
+          <w:b w:val="0"/>
+          <w:sz w:val="24"/>
+        </w:rPr>
+        <w:t xml:space="preserve">OOH 之间存在标度关系（差约 3.2 eV）→ 所以台阶不均匀，最大的一级台阶决定过电位 → </w:t>
+      </w:r>
+      <w:r>
+        <w:rPr>
+          <w:rFonts w:ascii="Times New Roman" w:hAnsi="Times New Roman" w:eastAsia="宋体"/>
+          <w:b/>
+          <w:sz w:val="24"/>
+        </w:rPr>
+        <w:t>0.37 V 是 AEM 的理论下限</w:t>
+      </w:r>
+      <w:r>
+        <w:rPr>
+          <w:rFonts w:ascii="Times New Roman" w:hAnsi="Times New Roman" w:eastAsia="宋体"/>
+          <w:b w:val="0"/>
+          <w:sz w:val="24"/>
+        </w:rPr>
+        <w:t>。</w:t>
       </w:r>
     </w:p>
     <w:p>
@@ -876,7 +1041,7 @@
           <w:sz w:val="24"/>
           <w:shd w:fill="F0F0F0"/>
         </w:rPr>
-        <w:t>Cathode (HER): 2 H₂O + 2 e⁻ → H₂ + 2 OH⁻；Anode (OER): 2 H₂O → O₂ + 4 H⁺ + 4 e⁻</w:t>
+        <w:t>Four steps, and each step uses adsorbed oxygen only.</w:t>
       </w:r>
     </w:p>
     <w:p>
@@ -898,7 +1063,7 @@
           <w:sz w:val="24"/>
           <w:shd w:fill="F0F0F0"/>
         </w:rPr>
-        <w:t>OER moves four electrons and four protons through several intermediates, so it is slow and carries most of the overpotential.</w:t>
+        <w:t>If every step were 1.23 eV, the overpotential would be zero.</w:t>
       </w:r>
     </w:p>
     <w:p>
@@ -920,7 +1085,29 @@
           <w:sz w:val="24"/>
           <w:shd w:fill="F0F0F0"/>
         </w:rPr>
-        <w:t>Alkaline media allow cheap Ni, Co or Fe oxides; acidic media require Ir or Ru oxides.</w:t>
+        <w:t>But *OH and *OOH are locked by a scaling gap of about 3.2 eV.</w:t>
+      </w:r>
+    </w:p>
+    <w:p>
+      <w:pPr>
+        <w:spacing w:line="360" w:lineRule="auto"/>
+        <w:ind w:left="420"/>
+      </w:pPr>
+      <w:r>
+        <w:rPr>
+          <w:rFonts w:ascii="Times New Roman" w:hAnsi="Times New Roman" w:eastAsia="宋体"/>
+          <w:b w:val="0"/>
+          <w:sz w:val="24"/>
+        </w:rPr>
+        <w:t xml:space="preserve">• </w:t>
+      </w:r>
+      <w:r>
+        <w:rPr>
+          <w:rFonts w:ascii="Consolas" w:hAnsi="Consolas" w:eastAsia="Consolas"/>
+          <w:sz w:val="24"/>
+          <w:shd w:fill="F0F0F0"/>
+        </w:rPr>
+        <w:t>So one step is always larger — about 0.37 V of overpotential cannot be removed.</w:t>
       </w:r>
     </w:p>
     <w:p>
@@ -942,7 +1129,7 @@
           <w:b w:val="0"/>
           <w:sz w:val="24"/>
         </w:rPr>
-        <w:t>：指左侧电解池示意（阴极/膜/阳极、e⁻ 流向）→ 指右侧两个方程。</w:t>
+        <w:t>：左图指四个步骤与中间体（\OH、\O、\OOH）→ 右图指理想线与实际路径之间的差额。</w:t>
       </w:r>
     </w:p>
     <w:p>
@@ -964,7 +1151,7 @@
           <w:b w:val="0"/>
           <w:sz w:val="24"/>
         </w:rPr>
-        <w:t>：两个方程 + 最后一句。</w:t>
+        <w:t>：第 1、3、4 句。</w:t>
       </w:r>
     </w:p>
     <w:p/>
@@ -993,7 +1180,7 @@
           <w:b/>
           <w:sz w:val="44"/>
         </w:rPr>
-        <w:t>P3 · 机理一：AEM ｜ 1:10</w:t>
+        <w:t>P4 · 机理二：LOM ｜ 1:05</w:t>
       </w:r>
     </w:p>
     <w:p>
@@ -1015,32 +1202,15 @@
           <w:b w:val="0"/>
           <w:sz w:val="24"/>
         </w:rPr>
-        <w:t>：AEM 是最基本的四步 → 每步理想自由能 1.23 eV → 但 \</w:t>
-      </w:r>
-      <w:r>
-        <w:rPr>
-          <w:rFonts w:ascii="Times New Roman" w:hAnsi="Times New Roman" w:eastAsia="宋体"/>
-          <w:b w:val="0"/>
-          <w:i/>
-          <w:sz w:val="24"/>
-        </w:rPr>
-        <w:t>OH 与 \</w:t>
-      </w:r>
-      <w:r>
-        <w:rPr>
-          <w:rFonts w:ascii="Times New Roman" w:hAnsi="Times New Roman" w:eastAsia="宋体"/>
-          <w:b w:val="0"/>
-          <w:sz w:val="24"/>
-        </w:rPr>
-        <w:t xml:space="preserve">OOH 之间存在标度关系（差约 3.2 eV）→ 所以台阶不均匀，最大的一级台阶决定过电位 → </w:t>
-      </w:r>
-      <w:r>
-        <w:rPr>
-          <w:rFonts w:ascii="Times New Roman" w:hAnsi="Times New Roman" w:eastAsia="宋体"/>
-          <w:b/>
-          <w:sz w:val="24"/>
-        </w:rPr>
-        <w:t>0.37 V 是 AEM 的理论下限</w:t>
+        <w:t xml:space="preserve">：LOM 让晶格氧参与成 O₂ → 于是留下氧空位 → 金属随氧一起流失 → 它什么时候发生？当氧的 2p 态升到金属–氧带之上、靠近费米能级时 → </w:t>
+      </w:r>
+      <w:r>
+        <w:rPr>
+          <w:rFonts w:ascii="Times New Roman" w:hAnsi="Times New Roman" w:eastAsia="宋体"/>
+          <w:b/>
+          <w:sz w:val="24"/>
+        </w:rPr>
+        <w:t>所以 LOM 是"用寿命换活性"的路线</w:t>
       </w:r>
       <w:r>
         <w:rPr>
@@ -1084,7 +1254,7 @@
           <w:sz w:val="24"/>
           <w:shd w:fill="F0F0F0"/>
         </w:rPr>
-        <w:t>Four steps, and each step uses adsorbed oxygen only.</w:t>
+        <w:t>LOM uses lattice oxygen: an oxygen vacancy is left behind.</w:t>
       </w:r>
     </w:p>
     <w:p>
@@ -1106,7 +1276,7 @@
           <w:sz w:val="24"/>
           <w:shd w:fill="F0F0F0"/>
         </w:rPr>
-        <w:t>If every step were 1.23 eV, the overpotential would be zero.</w:t>
+        <w:t>It switches on when the oxygen 2p states rise above the metal–oxygen band, close to the Fermi level.</w:t>
       </w:r>
     </w:p>
     <w:p>
@@ -1128,29 +1298,7 @@
           <w:sz w:val="24"/>
           <w:shd w:fill="F0F0F0"/>
         </w:rPr>
-        <w:t>But *OH and *OOH are locked by a scaling gap of about 3.2 eV.</w:t>
-      </w:r>
-    </w:p>
-    <w:p>
-      <w:pPr>
-        <w:spacing w:line="360" w:lineRule="auto"/>
-        <w:ind w:left="420"/>
-      </w:pPr>
-      <w:r>
-        <w:rPr>
-          <w:rFonts w:ascii="Times New Roman" w:hAnsi="Times New Roman" w:eastAsia="宋体"/>
-          <w:b w:val="0"/>
-          <w:sz w:val="24"/>
-        </w:rPr>
-        <w:t xml:space="preserve">• </w:t>
-      </w:r>
-      <w:r>
-        <w:rPr>
-          <w:rFonts w:ascii="Consolas" w:hAnsi="Consolas" w:eastAsia="Consolas"/>
-          <w:sz w:val="24"/>
-          <w:shd w:fill="F0F0F0"/>
-        </w:rPr>
-        <w:t>So one step is always larger — about 0.37 V of overpotential cannot be removed.</w:t>
+        <w:t>Consequence: the vacancy stays, and the metal is released together with the oxygen.</w:t>
       </w:r>
     </w:p>
     <w:p>
@@ -1172,7 +1320,7 @@
           <w:b w:val="0"/>
           <w:sz w:val="24"/>
         </w:rPr>
-        <w:t>：左图指四个步骤与中间体（\OH、\O、\OOH）→ 右图指理想线与实际路径之间的差额。</w:t>
+        <w:t>：左指 LOM 循环（(O–O)²⁻、氧空位）→ 右指三个能带示意（UHB/LHB、(M–O) 带、E_F）。</w:t>
       </w:r>
     </w:p>
     <w:p>
@@ -1194,7 +1342,7 @@
           <w:b w:val="0"/>
           <w:sz w:val="24"/>
         </w:rPr>
-        <w:t>：第 1、3、4 句。</w:t>
+        <w:t>：第 1、3 句。</w:t>
       </w:r>
     </w:p>
     <w:p/>
@@ -1223,7 +1371,7 @@
           <w:b/>
           <w:sz w:val="44"/>
         </w:rPr>
-        <w:t>P4 · 机理二：LOM ｜ 1:05</w:t>
+        <w:t>P5 · 机理三：OPM（COM 略讲）｜ 1:05</w:t>
       </w:r>
     </w:p>
     <w:p>
@@ -1245,23 +1393,23 @@
           <w:b w:val="0"/>
           <w:sz w:val="24"/>
         </w:rPr>
-        <w:t xml:space="preserve">：LOM 让晶格氧参与成 O₂ → 于是留下氧空位 → 金属随氧一起流失 → 它什么时候发生？当氧的 2p 态升到金属–氧带之上、靠近费米能级时 → </w:t>
-      </w:r>
-      <w:r>
-        <w:rPr>
-          <w:rFonts w:ascii="Times New Roman" w:hAnsi="Times New Roman" w:eastAsia="宋体"/>
-          <w:b/>
-          <w:sz w:val="24"/>
-        </w:rPr>
-        <w:t>所以 LOM 是"用寿命换活性"的路线</w:t>
-      </w:r>
-      <w:r>
-        <w:rPr>
-          <w:rFonts w:ascii="Times New Roman" w:hAnsi="Times New Roman" w:eastAsia="宋体"/>
-          <w:b w:val="0"/>
-          <w:sz w:val="24"/>
-        </w:rPr>
-        <w:t>。</w:t>
+        <w:t>：第三条路是氧化物路径 → 两个相邻的金属–氧位点</w:t>
+      </w:r>
+      <w:r>
+        <w:rPr>
+          <w:rFonts w:ascii="Times New Roman" w:hAnsi="Times New Roman" w:eastAsia="宋体"/>
+          <w:b/>
+          <w:sz w:val="24"/>
+        </w:rPr>
+        <w:t>直接偶联</w:t>
+      </w:r>
+      <w:r>
+        <w:rPr>
+          <w:rFonts w:ascii="Times New Roman" w:hAnsi="Times New Roman" w:eastAsia="宋体"/>
+          <w:b w:val="0"/>
+          <w:sz w:val="24"/>
+        </w:rPr>
+        <w:t>成 O₂ → 不经过 \OOH、也不产生氧空位 → 所以它同时避开 AEM 的标度瓶颈和 LOM 的溶解通道 → 我们组还提出了 COM（光照触发、O–O 在氧态上偶联），这里只作一句补充。</w:t>
       </w:r>
     </w:p>
     <w:p>
@@ -1297,7 +1445,7 @@
           <w:sz w:val="24"/>
           <w:shd w:fill="F0F0F0"/>
         </w:rPr>
-        <w:t>LOM uses lattice oxygen: an oxygen vacancy is left behind.</w:t>
+        <w:t>Panel I is the oxide path: two adjacent metal–oxo sites couple directly to O₂.</w:t>
       </w:r>
     </w:p>
     <w:p>
@@ -1319,7 +1467,7 @@
           <w:sz w:val="24"/>
           <w:shd w:fill="F0F0F0"/>
         </w:rPr>
-        <w:t>It switches on when the oxygen 2p states rise above the metal–oxygen band, close to the Fermi level.</w:t>
+        <w:t>No OOH intermediate, and no oxygen vacancy.</w:t>
       </w:r>
     </w:p>
     <w:p>
@@ -1341,7 +1489,29 @@
           <w:sz w:val="24"/>
           <w:shd w:fill="F0F0F0"/>
         </w:rPr>
-        <w:t>Consequence: the vacancy stays, and the metal is released together with the oxygen.</w:t>
+        <w:t>This avoids both the OOH bottleneck and the dissolution channel — this is the route we target.</w:t>
+      </w:r>
+    </w:p>
+    <w:p>
+      <w:pPr>
+        <w:spacing w:line="360" w:lineRule="auto"/>
+        <w:ind w:left="420"/>
+      </w:pPr>
+      <w:r>
+        <w:rPr>
+          <w:rFonts w:ascii="Times New Roman" w:hAnsi="Times New Roman" w:eastAsia="宋体"/>
+          <w:b w:val="0"/>
+          <w:sz w:val="24"/>
+        </w:rPr>
+        <w:t xml:space="preserve">• </w:t>
+      </w:r>
+      <w:r>
+        <w:rPr>
+          <w:rFonts w:ascii="Consolas" w:hAnsi="Consolas" w:eastAsia="Consolas"/>
+          <w:sz w:val="24"/>
+          <w:shd w:fill="F0F0F0"/>
+        </w:rPr>
+        <w:t>COM, from our group, is a related route: light drives the electron transfer and the O–O bond forms on the oxygen states.</w:t>
       </w:r>
     </w:p>
     <w:p>
@@ -1363,7 +1533,7 @@
           <w:b w:val="0"/>
           <w:sz w:val="24"/>
         </w:rPr>
-        <w:t>：左指 LOM 循环（(O–O)²⁻、氧空位）→ 右指三个能带示意（UHB/LHB、(M–O) 带、E_F）。</w:t>
+        <w:t>：指左表 panel I → 指右卡（COM）。</w:t>
       </w:r>
     </w:p>
     <w:p>
@@ -1385,7 +1555,7 @@
           <w:b w:val="0"/>
           <w:sz w:val="24"/>
         </w:rPr>
-        <w:t>：第 1、3 句。</w:t>
+        <w:t>：第 2、3 句。</w:t>
       </w:r>
     </w:p>
     <w:p/>
@@ -1414,7 +1584,7 @@
           <w:b/>
           <w:sz w:val="44"/>
         </w:rPr>
-        <w:t>P5 · 机理三：OPM（COM 略讲）｜ 1:05</w:t>
+        <w:t>P6 · 平台：为什么是酸性 PEM ｜ 0:55</w:t>
       </w:r>
     </w:p>
     <w:p>
@@ -1436,23 +1606,23 @@
           <w:b w:val="0"/>
           <w:sz w:val="24"/>
         </w:rPr>
-        <w:t>：第三条路是氧化物路径 → 两个相邻的金属–氧位点</w:t>
-      </w:r>
-      <w:r>
-        <w:rPr>
-          <w:rFonts w:ascii="Times New Roman" w:hAnsi="Times New Roman" w:eastAsia="宋体"/>
-          <w:b/>
-          <w:sz w:val="24"/>
-        </w:rPr>
-        <w:t>直接偶联</w:t>
-      </w:r>
-      <w:r>
-        <w:rPr>
-          <w:rFonts w:ascii="Times New Roman" w:hAnsi="Times New Roman" w:eastAsia="宋体"/>
-          <w:b w:val="0"/>
-          <w:sz w:val="24"/>
-        </w:rPr>
-        <w:t>成 O₂ → 不经过 \OOH、也不产生氧空位 → 所以它同时避开 AEM 的标度瓶颈和 LOM 的溶解通道 → 我们组还提出了 COM（光照触发、O–O 在氧态上偶联），这里只作一句补充。</w:t>
+        <w:t>：PEM 与可再生电力匹配（高电流密度、响应快、氢气纯度高）→ 但膜是酸性的，阳极约 1 M 质子（pH 0）→ 这种环境里只有铱和钌的氧化物能活 → 铱又最稀缺 → 所以课题的约束是</w:t>
+      </w:r>
+      <w:r>
+        <w:rPr>
+          <w:rFonts w:ascii="Times New Roman" w:hAnsi="Times New Roman" w:eastAsia="宋体"/>
+          <w:b/>
+          <w:sz w:val="24"/>
+        </w:rPr>
+        <w:t>低贵金属载量下的耐久性</w:t>
+      </w:r>
+      <w:r>
+        <w:rPr>
+          <w:rFonts w:ascii="Times New Roman" w:hAnsi="Times New Roman" w:eastAsia="宋体"/>
+          <w:b w:val="0"/>
+          <w:sz w:val="24"/>
+        </w:rPr>
+        <w:t>。</w:t>
       </w:r>
     </w:p>
     <w:p>
@@ -1488,7 +1658,7 @@
           <w:sz w:val="24"/>
           <w:shd w:fill="F0F0F0"/>
         </w:rPr>
-        <w:t>Panel I is the oxide path: two adjacent metal–oxo sites couple directly to O₂.</w:t>
+        <w:t>PEM matches renewable electricity: high current density, fast response, high-purity hydrogen.</w:t>
       </w:r>
     </w:p>
     <w:p>
@@ -1510,7 +1680,7 @@
           <w:sz w:val="24"/>
           <w:shd w:fill="F0F0F0"/>
         </w:rPr>
-        <w:t>No OOH intermediate, and no oxygen vacancy.</w:t>
+        <w:t>The membrane is acidic, so the anode sees about 1 M proton activity, pH zero.</w:t>
       </w:r>
     </w:p>
     <w:p>
@@ -1532,7 +1702,7 @@
           <w:sz w:val="24"/>
           <w:shd w:fill="F0F0F0"/>
         </w:rPr>
-        <w:t>This avoids both the OOH bottleneck and the dissolution channel — this is the route we target.</w:t>
+        <w:t>Only Ir and Ru oxides survive there, and iridium is the scarcest option.</w:t>
       </w:r>
     </w:p>
     <w:p>
@@ -1554,7 +1724,7 @@
           <w:sz w:val="24"/>
           <w:shd w:fill="F0F0F0"/>
         </w:rPr>
-        <w:t>COM, from our group, is a related route: light drives the electron transfer and the O–O bond forms on the oxygen states.</w:t>
+        <w:t>So the project is defined by durability at low noble-metal loading.</w:t>
       </w:r>
     </w:p>
     <w:p>
@@ -1568,28 +1738,6 @@
           <w:b/>
           <w:sz w:val="24"/>
         </w:rPr>
-        <w:t>指图</w:t>
-      </w:r>
-      <w:r>
-        <w:rPr>
-          <w:rFonts w:ascii="Times New Roman" w:hAnsi="Times New Roman" w:eastAsia="宋体"/>
-          <w:b w:val="0"/>
-          <w:sz w:val="24"/>
-        </w:rPr>
-        <w:t>：指左表 panel I → 指右卡（COM）。</w:t>
-      </w:r>
-    </w:p>
-    <w:p>
-      <w:pPr>
-        <w:spacing w:line="360" w:lineRule="auto"/>
-        <w:ind w:firstLine="420"/>
-      </w:pPr>
-      <w:r>
-        <w:rPr>
-          <w:rFonts w:ascii="Times New Roman" w:hAnsi="Times New Roman" w:eastAsia="宋体"/>
-          <w:b/>
-          <w:sz w:val="24"/>
-        </w:rPr>
         <w:t>压缩版</w:t>
       </w:r>
       <w:r>
@@ -1598,7 +1746,7 @@
           <w:b w:val="0"/>
           <w:sz w:val="24"/>
         </w:rPr>
-        <w:t>：第 2、3 句。</w:t>
+        <w:t>：第 2、3、4 句。</w:t>
       </w:r>
     </w:p>
     <w:p/>
@@ -1627,7 +1775,7 @@
           <w:b/>
           <w:sz w:val="44"/>
         </w:rPr>
-        <w:t>P6 · 平台：为什么是酸性 PEM ｜ 0:55</w:t>
+        <w:t>P7 · 元素：为什么是钌，以及它怎么溶 ｜ 1:05</w:t>
       </w:r>
     </w:p>
     <w:p>
@@ -1649,15 +1797,15 @@
           <w:b w:val="0"/>
           <w:sz w:val="24"/>
         </w:rPr>
-        <w:t>：PEM 与可再生电力匹配（高电流密度、响应快、氢气纯度高）→ 但膜是酸性的，阳极约 1 M 质子（pH 0）→ 这种环境里只有铱和钌的氧化物能活 → 铱又最稀缺 → 所以课题的约束是</w:t>
-      </w:r>
-      <w:r>
-        <w:rPr>
-          <w:rFonts w:ascii="Times New Roman" w:hAnsi="Times New Roman" w:eastAsia="宋体"/>
-          <w:b/>
-          <w:sz w:val="24"/>
-        </w:rPr>
-        <w:t>低贵金属载量下的耐久性</w:t>
+        <w:t>：钌比铱便宜、丰富、更活泼 → 但它会溶：① 过氧化成可溶的 RuO₄；② 晶格氧参与后金属随氧流失 → 这两种描述指向同一个表面的两种氧化还原 → 所以稳定化的结论</w:t>
+      </w:r>
+      <w:r>
+        <w:rPr>
+          <w:rFonts w:ascii="Times New Roman" w:hAnsi="Times New Roman" w:eastAsia="宋体"/>
+          <w:b/>
+          <w:sz w:val="24"/>
+        </w:rPr>
+        <w:t>必须用溶解测量来证明</w:t>
       </w:r>
       <w:r>
         <w:rPr>
@@ -1701,7 +1849,7 @@
           <w:sz w:val="24"/>
           <w:shd w:fill="F0F0F0"/>
         </w:rPr>
-        <w:t>PEM matches renewable electricity: high current density, fast response, high-purity hydrogen.</w:t>
+        <w:t>RuO₂ is more active than IrO₂, and ruthenium is far cheaper and more abundant.</w:t>
       </w:r>
     </w:p>
     <w:p>
@@ -1723,7 +1871,7 @@
           <w:sz w:val="24"/>
           <w:shd w:fill="F0F0F0"/>
         </w:rPr>
-        <w:t>The membrane is acidic, so the anode sees about 1 M proton activity, pH zero.</w:t>
+        <w:t>Failure channel one: over-oxidation to soluble RuO₄.</w:t>
       </w:r>
     </w:p>
     <w:p>
@@ -1745,7 +1893,7 @@
           <w:sz w:val="24"/>
           <w:shd w:fill="F0F0F0"/>
         </w:rPr>
-        <w:t>Only Ir and Ru oxides survive there, and iridium is the scarcest option.</w:t>
+        <w:t>Failure channel two: lattice oxygen participates, and the metal follows it out.</w:t>
       </w:r>
     </w:p>
     <w:p>
@@ -1767,7 +1915,29 @@
           <w:sz w:val="24"/>
           <w:shd w:fill="F0F0F0"/>
         </w:rPr>
-        <w:t>So the project is defined by durability at low noble-metal loading.</w:t>
+        <w:t>The proof of stabilisation has to be a dissolution measurement.</w:t>
+      </w:r>
+    </w:p>
+    <w:p>
+      <w:pPr>
+        <w:spacing w:line="360" w:lineRule="auto"/>
+        <w:ind w:firstLine="420"/>
+      </w:pPr>
+      <w:r>
+        <w:rPr>
+          <w:rFonts w:ascii="Times New Roman" w:hAnsi="Times New Roman" w:eastAsia="宋体"/>
+          <w:b/>
+          <w:sz w:val="24"/>
+        </w:rPr>
+        <w:t>指图</w:t>
+      </w:r>
+      <w:r>
+        <w:rPr>
+          <w:rFonts w:ascii="Times New Roman" w:hAnsi="Times New Roman" w:eastAsia="宋体"/>
+          <w:b w:val="0"/>
+          <w:sz w:val="24"/>
+        </w:rPr>
+        <w:t>：左图指 UHB/ONB/(M–O) 与"metal redox / oxygen redox"两侧 → 右指三张卡。</w:t>
       </w:r>
     </w:p>
     <w:p>
@@ -1818,7 +1988,7 @@
           <w:b/>
           <w:sz w:val="44"/>
         </w:rPr>
-        <w:t>P7 · 元素：为什么是钌，以及它怎么溶 ｜ 1:05</w:t>
+        <w:t>P8 · 路线：目标 OPM、AEM 保底、避开 LOM ｜ 1:05</w:t>
       </w:r>
     </w:p>
     <w:p>
@@ -1840,23 +2010,23 @@
           <w:b w:val="0"/>
           <w:sz w:val="24"/>
         </w:rPr>
-        <w:t>：钌比铱便宜、丰富、更活泼 → 但它会溶：① 过氧化成可溶的 RuO₄；② 晶格氧参与后金属随氧流失 → 这两种描述指向同一个表面的两种氧化还原 → 所以稳定化的结论</w:t>
-      </w:r>
-      <w:r>
-        <w:rPr>
-          <w:rFonts w:ascii="Times New Roman" w:hAnsi="Times New Roman" w:eastAsia="宋体"/>
-          <w:b/>
-          <w:sz w:val="24"/>
-        </w:rPr>
-        <w:t>必须用溶解测量来证明</w:t>
-      </w:r>
-      <w:r>
-        <w:rPr>
-          <w:rFonts w:ascii="Times New Roman" w:hAnsi="Times New Roman" w:eastAsia="宋体"/>
-          <w:b w:val="0"/>
-          <w:sz w:val="24"/>
-        </w:rPr>
-        <w:t>。</w:t>
+        <w:t>：两张火山图说明同一件事——活性由中间体吸附能决定，标度关系决定火山的高度 → 想突破就要换路线 → 我们的排序是：</w:t>
+      </w:r>
+      <w:r>
+        <w:rPr>
+          <w:rFonts w:ascii="Times New Roman" w:hAnsi="Times New Roman" w:eastAsia="宋体"/>
+          <w:b/>
+          <w:sz w:val="24"/>
+        </w:rPr>
+        <w:t>OPM 最优、AEM 保底、LOM 避开</w:t>
+      </w:r>
+      <w:r>
+        <w:rPr>
+          <w:rFonts w:ascii="Times New Roman" w:hAnsi="Times New Roman" w:eastAsia="宋体"/>
+          <w:b w:val="0"/>
+          <w:sz w:val="24"/>
+        </w:rPr>
+        <w:t xml:space="preserve"> → 而且已有先例：阳离子交换的 Ru/α-MnO₂ 在 161 mV 下跑了 200 多小时，走 OPM、无氧空位。</w:t>
       </w:r>
     </w:p>
     <w:p>
@@ -1892,7 +2062,7 @@
           <w:sz w:val="24"/>
           <w:shd w:fill="F0F0F0"/>
         </w:rPr>
-        <w:t>RuO₂ is more active than IrO₂, and ruthenium is far cheaper and more abundant.</w:t>
+        <w:t>Both volcano plots show the same ceiling: activity is set by the adsorption energies, and the scaling relation fixes the height.</w:t>
       </w:r>
     </w:p>
     <w:p>
@@ -1914,7 +2084,7 @@
           <w:sz w:val="24"/>
           <w:shd w:fill="F0F0F0"/>
         </w:rPr>
-        <w:t>Failure channel one: over-oxidation to soluble RuO₄.</w:t>
+        <w:t>Our ranking: OPM first, AEM as the fallback, LOM avoided.</w:t>
       </w:r>
     </w:p>
     <w:p>
@@ -1936,29 +2106,7 @@
           <w:sz w:val="24"/>
           <w:shd w:fill="F0F0F0"/>
         </w:rPr>
-        <w:t>Failure channel two: lattice oxygen participates, and the metal follows it out.</w:t>
-      </w:r>
-    </w:p>
-    <w:p>
-      <w:pPr>
-        <w:spacing w:line="360" w:lineRule="auto"/>
-        <w:ind w:left="420"/>
-      </w:pPr>
-      <w:r>
-        <w:rPr>
-          <w:rFonts w:ascii="Times New Roman" w:hAnsi="Times New Roman" w:eastAsia="宋体"/>
-          <w:b w:val="0"/>
-          <w:sz w:val="24"/>
-        </w:rPr>
-        <w:t xml:space="preserve">• </w:t>
-      </w:r>
-      <w:r>
-        <w:rPr>
-          <w:rFonts w:ascii="Consolas" w:hAnsi="Consolas" w:eastAsia="Consolas"/>
-          <w:sz w:val="24"/>
-          <w:shd w:fill="F0F0F0"/>
-        </w:rPr>
-        <w:t>The proof of stabilisation has to be a dissolution measurement.</w:t>
+        <w:t>Precedent: Ru on α-MnO₂ by cation exchange — 161 mV at 10 mA cm⁻², more than 200 h, oxide path, no oxygen vacancy.</w:t>
       </w:r>
     </w:p>
     <w:p>
@@ -1980,7 +2128,7 @@
           <w:b w:val="0"/>
           <w:sz w:val="24"/>
         </w:rPr>
-        <w:t>：左图指 UHB/ONB/(M–O) 与"metal redox / oxygen redox"两侧 → 右指三张卡。</w:t>
+        <w:t>：指两张火山图（注意 binding strength 箭头）→ 指右侧两张卡。</w:t>
       </w:r>
     </w:p>
     <w:p>
@@ -2002,7 +2150,7 @@
           <w:b w:val="0"/>
           <w:sz w:val="24"/>
         </w:rPr>
-        <w:t>：第 2、3、4 句。</w:t>
+        <w:t>：第 2、3 句。</w:t>
       </w:r>
     </w:p>
     <w:p/>
@@ -2031,7 +2179,7 @@
           <w:b/>
           <w:sz w:val="44"/>
         </w:rPr>
-        <w:t>P8 · 路线：目标 OPM、AEM 保底、避开 LOM ｜ 1:05</w:t>
+        <w:t>P9 · 解决方案：用电沉积把 Ru 装进 MnO₂ 骨架 ｜ 1:05</w:t>
       </w:r>
     </w:p>
     <w:p>
@@ -2053,23 +2201,23 @@
           <w:b w:val="0"/>
           <w:sz w:val="24"/>
         </w:rPr>
-        <w:t>：两张火山图说明同一件事——活性由中间体吸附能决定，标度关系决定火山的高度 → 想突破就要换路线 → 我们的排序是：</w:t>
-      </w:r>
-      <w:r>
-        <w:rPr>
-          <w:rFonts w:ascii="Times New Roman" w:hAnsi="Times New Roman" w:eastAsia="宋体"/>
-          <w:b/>
-          <w:sz w:val="24"/>
-        </w:rPr>
-        <w:t>OPM 最优、AEM 保底、LOM 避开</w:t>
-      </w:r>
-      <w:r>
-        <w:rPr>
-          <w:rFonts w:ascii="Times New Roman" w:hAnsi="Times New Roman" w:eastAsia="宋体"/>
-          <w:b w:val="0"/>
-          <w:sz w:val="24"/>
-        </w:rPr>
-        <w:t xml:space="preserve"> → 而且已有先例：阳离子交换的 Ru/α-MnO₂ 在 161 mV 下跑了 200 多小时，走 OPM、无氧空位。</w:t>
+        <w:t xml:space="preserve">：需要一个既能支撑、又能缓冲氧化电荷的宿主 → MnO₂ 正合适：Mn³⁺/Mn⁴⁺ 电对把 Ru 稳在 +4、表面羟基参与反应 → 而且"金属进入晶格"这件事在铱的体系里已经被证明（电沉积 MnO₂ 把金属氧化并驱动进晶格、形成 M–O–Mn 桥）→ </w:t>
+      </w:r>
+      <w:r>
+        <w:rPr>
+          <w:rFonts w:ascii="Times New Roman" w:hAnsi="Times New Roman" w:eastAsia="宋体"/>
+          <w:b/>
+          <w:sz w:val="24"/>
+        </w:rPr>
+        <w:t>我们的贡献是用电沉积做到可控，并证明 Ru 在晶格里而不是表面</w:t>
+      </w:r>
+      <w:r>
+        <w:rPr>
+          <w:rFonts w:ascii="Times New Roman" w:hAnsi="Times New Roman" w:eastAsia="宋体"/>
+          <w:b w:val="0"/>
+          <w:sz w:val="24"/>
+        </w:rPr>
+        <w:t>。</w:t>
       </w:r>
     </w:p>
     <w:p>
@@ -2105,7 +2253,7 @@
           <w:sz w:val="24"/>
           <w:shd w:fill="F0F0F0"/>
         </w:rPr>
-        <w:t>Both volcano plots show the same ceiling: activity is set by the adsorption energies, and the scaling relation fixes the height.</w:t>
+        <w:t>The MnO₂ framework buffers the charge and holds ruthenium near +4, outside the RuO₄ window.</w:t>
       </w:r>
     </w:p>
     <w:p>
@@ -2127,7 +2275,7 @@
           <w:sz w:val="24"/>
           <w:shd w:fill="F0F0F0"/>
         </w:rPr>
-        <w:t>Our ranking: OPM first, AEM as the fallback, LOM avoided.</w:t>
+        <w:t>The same idea is demonstrated with iridium: electrodeposited MnO₂ drives the metal into the lattice, forming M–O–Mn bridges.</w:t>
       </w:r>
     </w:p>
     <w:p>
@@ -2149,7 +2297,29 @@
           <w:sz w:val="24"/>
           <w:shd w:fill="F0F0F0"/>
         </w:rPr>
-        <w:t>Precedent: Ru on α-MnO₂ by cation exchange — 161 mV at 10 mA cm⁻², more than 200 h, oxide path, no oxygen vacancy.</w:t>
+        <w:t>EXAFS is the direct test: a Ru–O–Mn shell appears while Ru–O–Ru weakens.</w:t>
+      </w:r>
+    </w:p>
+    <w:p>
+      <w:pPr>
+        <w:spacing w:line="360" w:lineRule="auto"/>
+        <w:ind w:left="420"/>
+      </w:pPr>
+      <w:r>
+        <w:rPr>
+          <w:rFonts w:ascii="Times New Roman" w:hAnsi="Times New Roman" w:eastAsia="宋体"/>
+          <w:b w:val="0"/>
+          <w:sz w:val="24"/>
+        </w:rPr>
+        <w:t xml:space="preserve">• </w:t>
+      </w:r>
+      <w:r>
+        <w:rPr>
+          <w:rFonts w:ascii="Consolas" w:hAnsi="Consolas" w:eastAsia="Consolas"/>
+          <w:sz w:val="24"/>
+          <w:shd w:fill="F0F0F0"/>
+        </w:rPr>
+        <w:t>Our contribution is to make this controllable by electrodeposition.</w:t>
       </w:r>
     </w:p>
     <w:p>
@@ -2171,7 +2341,7 @@
           <w:b w:val="0"/>
           <w:sz w:val="24"/>
         </w:rPr>
-        <w:t>：指两张火山图（注意 binding strength 箭头）→ 指右侧两张卡。</w:t>
+        <w:t>：指左侧 Fig. 2 的 panel a（合成示意）与 f–h（EXAFS/XANES/XPS）→ 指右三张卡。</w:t>
       </w:r>
     </w:p>
     <w:p>
@@ -2193,7 +2363,7 @@
           <w:b w:val="0"/>
           <w:sz w:val="24"/>
         </w:rPr>
-        <w:t>：第 2、3 句。</w:t>
+        <w:t>：第 1、2、4 句。</w:t>
       </w:r>
     </w:p>
     <w:p/>
@@ -2222,7 +2392,7 @@
           <w:b/>
           <w:sz w:val="44"/>
         </w:rPr>
-        <w:t>P9 · 解决方案：用电沉积把 Ru 装进 MnO₂ 骨架 ｜ 1:05</w:t>
+        <w:t>P10 · 实验计划：五步 ｜ 1:05</w:t>
       </w:r>
     </w:p>
     <w:p>
@@ -2244,23 +2414,23 @@
           <w:b w:val="0"/>
           <w:sz w:val="24"/>
         </w:rPr>
-        <w:t xml:space="preserve">：需要一个既能支撑、又能缓冲氧化电荷的宿主 → MnO₂ 正合适：Mn³⁺/Mn⁴⁺ 电对把 Ru 稳在 +4、表面羟基参与反应 → 而且"金属进入晶格"这件事在铱的体系里已经被证明（电沉积 MnO₂ 把金属氧化并驱动进晶格、形成 M–O–Mn 桥）→ </w:t>
-      </w:r>
-      <w:r>
-        <w:rPr>
-          <w:rFonts w:ascii="Times New Roman" w:hAnsi="Times New Roman" w:eastAsia="宋体"/>
-          <w:b/>
-          <w:sz w:val="24"/>
-        </w:rPr>
-        <w:t>我们的贡献是用电沉积做到可控，并证明 Ru 在晶格里而不是表面</w:t>
-      </w:r>
-      <w:r>
-        <w:rPr>
-          <w:rFonts w:ascii="Times New Roman" w:hAnsi="Times New Roman" w:eastAsia="宋体"/>
-          <w:b w:val="0"/>
-          <w:sz w:val="24"/>
-        </w:rPr>
-        <w:t>。</w:t>
+        <w:t>：① 电沉积 MnO₂（参数明确：7 mA cm⁻² 15 分钟 ≈ 6.3 C cm⁻²）→ ② 先测稳定窗口（电位阶跃 + 分段 ICP-MS，钌锰分开测）→ ③ 阳离子交换把 Ru 装进去，同时做浸渍与共沉积对照 → ④ 用 EXAFS 等证明 Ru 在骨架内 → ⑤ 电化学测试与单电池。</w:t>
+      </w:r>
+      <w:r>
+        <w:rPr>
+          <w:rFonts w:ascii="Times New Roman" w:hAnsi="Times New Roman" w:eastAsia="宋体"/>
+          <w:b/>
+          <w:sz w:val="24"/>
+        </w:rPr>
+        <w:t>前三周优先第②步</w:t>
+      </w:r>
+      <w:r>
+        <w:rPr>
+          <w:rFonts w:ascii="Times New Roman" w:hAnsi="Times New Roman" w:eastAsia="宋体"/>
+          <w:b w:val="0"/>
+          <w:sz w:val="24"/>
+        </w:rPr>
+        <w:t>：如果锰先溶且抑制不住，就先改相或改氧配位，再谈优化。</w:t>
       </w:r>
     </w:p>
     <w:p>
@@ -2296,7 +2466,7 @@
           <w:sz w:val="24"/>
           <w:shd w:fill="F0F0F0"/>
         </w:rPr>
-        <w:t>The MnO₂ framework buffers the charge and holds ruthenium near +4, outside the RuO₄ window.</w:t>
+        <w:t>Step one: electrodeposit MnO₂ at 7 mA cm⁻² for 15 minutes, about 6.3 C cm⁻².</w:t>
       </w:r>
     </w:p>
     <w:p>
@@ -2318,7 +2488,7 @@
           <w:sz w:val="24"/>
           <w:shd w:fill="F0F0F0"/>
         </w:rPr>
-        <w:t>The same idea is demonstrated with iridium: electrodeposited MnO₂ drives the metal into the lattice, forming M–O–Mn bridges.</w:t>
+        <w:t>Step two: the potential-step scan from 1.40 to 1.90 V vs RHE with segmented ICP-MS for ruthenium and manganese.</w:t>
       </w:r>
     </w:p>
     <w:p>
@@ -2340,7 +2510,7 @@
           <w:sz w:val="24"/>
           <w:shd w:fill="F0F0F0"/>
         </w:rPr>
-        <w:t>EXAFS is the direct test: a Ru–O–Mn shell appears while Ru–O–Ru weakens.</w:t>
+        <w:t>Step four: EXAFS shows whether ruthenium is inside the lattice or only on the surface.</w:t>
       </w:r>
     </w:p>
     <w:p>
@@ -2362,7 +2532,7 @@
           <w:sz w:val="24"/>
           <w:shd w:fill="F0F0F0"/>
         </w:rPr>
-        <w:t>Our contribution is to make this controllable by electrodeposition.</w:t>
+        <w:t>First priority is step two: if manganese dissolves first, the phase or the oxygen coordination is changed before any optimisation.</w:t>
       </w:r>
     </w:p>
     <w:p>
@@ -2384,124 +2554,23 @@
           <w:b w:val="0"/>
           <w:sz w:val="24"/>
         </w:rPr>
-        <w:t>：指左侧 Fig. 2 的 panel a（合成示意）与 f–h（EXAFS/XANES/XPS）→ 指右三张卡。</w:t>
-      </w:r>
-    </w:p>
-    <w:p>
-      <w:pPr>
-        <w:spacing w:line="360" w:lineRule="auto"/>
-        <w:ind w:firstLine="420"/>
-      </w:pPr>
-      <w:r>
-        <w:rPr>
-          <w:rFonts w:ascii="Times New Roman" w:hAnsi="Times New Roman" w:eastAsia="宋体"/>
-          <w:b/>
-          <w:sz w:val="24"/>
-        </w:rPr>
-        <w:t>压缩版</w:t>
-      </w:r>
-      <w:r>
-        <w:rPr>
-          <w:rFonts w:ascii="Times New Roman" w:hAnsi="Times New Roman" w:eastAsia="宋体"/>
-          <w:b w:val="0"/>
-          <w:sz w:val="24"/>
-        </w:rPr>
-        <w:t>：第 1、2、4 句。</w:t>
-      </w:r>
-    </w:p>
-    <w:p/>
-    <w:p>
-      <w:pPr>
-        <w:spacing w:before="120" w:after="120"/>
-        <w:pBdr>
-          <w:bottom w:val="single" w:sz="6" w:color="CCCCCC"/>
-        </w:pBdr>
-      </w:pPr>
-    </w:p>
-    <w:p/>
-    <w:p>
-      <w:r>
-        <w:br w:type="page"/>
-      </w:r>
-    </w:p>
-    <w:p>
-      <w:pPr>
-        <w:pStyle w:val="2"/>
-        <w:pageBreakBefore w:val="0"/>
-      </w:pPr>
-      <w:r>
-        <w:rPr>
-          <w:rFonts w:ascii="Times New Roman" w:hAnsi="Times New Roman" w:eastAsia="宋体"/>
-          <w:b/>
-          <w:sz w:val="44"/>
-        </w:rPr>
-        <w:t>P10 · 实验计划：五步 ｜ 1:05</w:t>
-      </w:r>
-    </w:p>
-    <w:p>
-      <w:pPr>
-        <w:spacing w:line="360" w:lineRule="auto"/>
-        <w:ind w:firstLine="420"/>
-      </w:pPr>
-      <w:r>
-        <w:rPr>
-          <w:rFonts w:ascii="Times New Roman" w:hAnsi="Times New Roman" w:eastAsia="宋体"/>
-          <w:b/>
-          <w:sz w:val="24"/>
-        </w:rPr>
-        <w:t>逻辑</w:t>
-      </w:r>
-      <w:r>
-        <w:rPr>
-          <w:rFonts w:ascii="Times New Roman" w:hAnsi="Times New Roman" w:eastAsia="宋体"/>
-          <w:b w:val="0"/>
-          <w:sz w:val="24"/>
-        </w:rPr>
-        <w:t>：① 电沉积 MnO₂（参数明确：7 mA cm⁻² 15 分钟 ≈ 6.3 C cm⁻²）→ ② 先测稳定窗口（电位阶跃 + 分段 ICP-MS，钌锰分开测）→ ③ 阳离子交换把 Ru 装进去，同时做浸渍与共沉积对照 → ④ 用 EXAFS 等证明 Ru 在骨架内 → ⑤ 电化学测试与单电池。</w:t>
-      </w:r>
-      <w:r>
-        <w:rPr>
-          <w:rFonts w:ascii="Times New Roman" w:hAnsi="Times New Roman" w:eastAsia="宋体"/>
-          <w:b/>
-          <w:sz w:val="24"/>
-        </w:rPr>
-        <w:t>前三周优先第②步</w:t>
-      </w:r>
-      <w:r>
-        <w:rPr>
-          <w:rFonts w:ascii="Times New Roman" w:hAnsi="Times New Roman" w:eastAsia="宋体"/>
-          <w:b w:val="0"/>
-          <w:sz w:val="24"/>
-        </w:rPr>
-        <w:t>：如果锰先溶且抑制不住，就先改相或改氧配位，再谈优化。</w:t>
-      </w:r>
-    </w:p>
-    <w:p>
-      <w:pPr>
-        <w:spacing w:line="360" w:lineRule="auto"/>
-        <w:ind w:firstLine="420"/>
-      </w:pPr>
-      <w:r>
-        <w:rPr>
-          <w:rFonts w:ascii="Times New Roman" w:hAnsi="Times New Roman" w:eastAsia="宋体"/>
-          <w:b/>
-          <w:sz w:val="24"/>
-        </w:rPr>
-        <w:t>必说</w:t>
-      </w:r>
-    </w:p>
-    <w:p>
-      <w:pPr>
-        <w:spacing w:line="360" w:lineRule="auto"/>
-        <w:ind w:left="420"/>
-      </w:pPr>
-      <w:r>
-        <w:rPr>
-          <w:rFonts w:ascii="Times New Roman" w:hAnsi="Times New Roman" w:eastAsia="宋体"/>
-          <w:b w:val="0"/>
-          <w:sz w:val="24"/>
-        </w:rPr>
-        <w:t xml:space="preserve">• </w:t>
+        <w:t>：五个面板从左到右依次指，</w:t>
+      </w:r>
+      <w:r>
+        <w:rPr>
+          <w:rFonts w:ascii="Times New Roman" w:hAnsi="Times New Roman" w:eastAsia="宋体"/>
+          <w:b/>
+          <w:sz w:val="24"/>
+        </w:rPr>
+        <w:t>不逐行念</w:t>
+      </w:r>
+      <w:r>
+        <w:rPr>
+          <w:rFonts w:ascii="Times New Roman" w:hAnsi="Times New Roman" w:eastAsia="宋体"/>
+          <w:b w:val="0"/>
+          <w:sz w:val="24"/>
+        </w:rPr>
+        <w:t xml:space="preserve">；到②时说一句「这一步只测 Mn、Ru 是空白对照」并指红框判据；到③末尾点一下 </w:t>
       </w:r>
       <w:r>
         <w:rPr>
@@ -2509,111 +2578,15 @@
           <w:sz w:val="24"/>
           <w:shd w:fill="F0F0F0"/>
         </w:rPr>
-        <w:t>Step one: electrodeposit MnO₂ at 7 mA cm⁻² for 15 minutes, about 6.3 C cm⁻².</w:t>
-      </w:r>
-    </w:p>
-    <w:p>
-      <w:pPr>
-        <w:spacing w:line="360" w:lineRule="auto"/>
-        <w:ind w:left="420"/>
-      </w:pPr>
-      <w:r>
-        <w:rPr>
-          <w:rFonts w:ascii="Times New Roman" w:hAnsi="Times New Roman" w:eastAsia="宋体"/>
-          <w:b w:val="0"/>
-          <w:sz w:val="24"/>
-        </w:rPr>
-        <w:t xml:space="preserve">• </w:t>
-      </w:r>
-      <w:r>
-        <w:rPr>
-          <w:rFonts w:ascii="Consolas" w:hAnsi="Consolas" w:eastAsia="Consolas"/>
-          <w:sz w:val="24"/>
-          <w:shd w:fill="F0F0F0"/>
-        </w:rPr>
-        <w:t>Step two: the potential-step scan from 1.40 to 1.90 V vs RHE with segmented ICP-MS for ruthenium and manganese.</w:t>
-      </w:r>
-    </w:p>
-    <w:p>
-      <w:pPr>
-        <w:spacing w:line="360" w:lineRule="auto"/>
-        <w:ind w:left="420"/>
-      </w:pPr>
-      <w:r>
-        <w:rPr>
-          <w:rFonts w:ascii="Times New Roman" w:hAnsi="Times New Roman" w:eastAsia="宋体"/>
-          <w:b w:val="0"/>
-          <w:sz w:val="24"/>
-        </w:rPr>
-        <w:t xml:space="preserve">• </w:t>
-      </w:r>
-      <w:r>
-        <w:rPr>
-          <w:rFonts w:ascii="Consolas" w:hAnsi="Consolas" w:eastAsia="Consolas"/>
-          <w:sz w:val="24"/>
-          <w:shd w:fill="F0F0F0"/>
-        </w:rPr>
-        <w:t>Step four: EXAFS shows whether ruthenium is inside the lattice or only on the surface.</w:t>
-      </w:r>
-    </w:p>
-    <w:p>
-      <w:pPr>
-        <w:spacing w:line="360" w:lineRule="auto"/>
-        <w:ind w:left="420"/>
-      </w:pPr>
-      <w:r>
-        <w:rPr>
-          <w:rFonts w:ascii="Times New Roman" w:hAnsi="Times New Roman" w:eastAsia="宋体"/>
-          <w:b w:val="0"/>
-          <w:sz w:val="24"/>
-        </w:rPr>
-        <w:t xml:space="preserve">• </w:t>
-      </w:r>
-      <w:r>
-        <w:rPr>
-          <w:rFonts w:ascii="Consolas" w:hAnsi="Consolas" w:eastAsia="Consolas"/>
-          <w:sz w:val="24"/>
-          <w:shd w:fill="F0F0F0"/>
-        </w:rPr>
-        <w:t>First priority is step two: if manganese dissolves first, the phase or the oxygen coordination is changed before any optimisation.</w:t>
-      </w:r>
-    </w:p>
-    <w:p>
-      <w:pPr>
-        <w:spacing w:line="360" w:lineRule="auto"/>
-        <w:ind w:firstLine="420"/>
-      </w:pPr>
-      <w:r>
-        <w:rPr>
-          <w:rFonts w:ascii="Times New Roman" w:hAnsi="Times New Roman" w:eastAsia="宋体"/>
-          <w:b/>
-          <w:sz w:val="24"/>
-        </w:rPr>
-        <w:t>指图</w:t>
-      </w:r>
-      <w:r>
-        <w:rPr>
-          <w:rFonts w:ascii="Times New Roman" w:hAnsi="Times New Roman" w:eastAsia="宋体"/>
-          <w:b w:val="0"/>
-          <w:sz w:val="24"/>
-        </w:rPr>
-        <w:t>：五个面板从左到右依次指，</w:t>
-      </w:r>
-      <w:r>
-        <w:rPr>
-          <w:rFonts w:ascii="Times New Roman" w:hAnsi="Times New Roman" w:eastAsia="宋体"/>
-          <w:b/>
-          <w:sz w:val="24"/>
-        </w:rPr>
-        <w:t>不逐行念</w:t>
-      </w:r>
-      <w:r>
-        <w:rPr>
-          <w:rFonts w:ascii="Times New Roman" w:hAnsi="Times New Roman" w:eastAsia="宋体"/>
-          <w:b w:val="0"/>
-          <w:sz w:val="24"/>
-        </w:rPr>
-        <w:t xml:space="preserve">；到④时点一下图上的 </w:t>
+        <w:t>then repeat scan: Mn vs Ru</w:t>
+      </w:r>
+      <w:r>
+        <w:rPr>
+          <w:rFonts w:ascii="Times New Roman" w:hAnsi="Times New Roman" w:eastAsia="宋体"/>
+          <w:b w:val="0"/>
+          <w:sz w:val="24"/>
+        </w:rPr>
+        <w:t xml:space="preserve">；到④点一下图上的 </w:t>
       </w:r>
       <w:r>
         <w:rPr>
@@ -2629,7 +2602,7 @@
           <w:b w:val="0"/>
           <w:sz w:val="24"/>
         </w:rPr>
-        <w:t xml:space="preserve"> 标注（这是文献原始 EXAFS 图，不是我们画的），再到②的红框判据停一秒。</w:t>
+        <w:t xml:space="preserve"> 标注（文献原始 EXAFS 图，不是我们画的）。</w:t>
       </w:r>
     </w:p>
     <w:p>

--- a/FYP/组会/2026.9.24/9.24-v3-讲解骨架（脱稿用）.docx
+++ b/FYP/组会/2026.9.24/9.24-v3-讲解骨架（脱稿用）.docx
@@ -154,7 +154,7 @@
           <w:rFonts w:ascii="宋体" w:hAnsi="宋体" w:eastAsia="宋体"/>
           <w:sz w:val="24"/>
         </w:rPr>
-        <w:t>编制日期：2026年09月25日</w:t>
+        <w:t>编制日期：2026年09月26日</w:t>
       </w:r>
     </w:p>
     <w:p/>
@@ -972,7 +972,7 @@
           <w:b w:val="0"/>
           <w:sz w:val="24"/>
         </w:rPr>
-        <w:t>：AEM 是最基本的四步 → 每步理想自由能 1.23 eV → 但 \</w:t>
+        <w:t xml:space="preserve">：AEM 是最基本的四步 → 每步理想自由能 1.23 eV → 但 </w:t>
       </w:r>
       <w:r>
         <w:rPr>
@@ -981,15 +981,40 @@
           <w:i/>
           <w:sz w:val="24"/>
         </w:rPr>
-        <w:t>OH 与 \</w:t>
-      </w:r>
-      <w:r>
-        <w:rPr>
-          <w:rFonts w:ascii="Times New Roman" w:hAnsi="Times New Roman" w:eastAsia="宋体"/>
-          <w:b w:val="0"/>
-          <w:sz w:val="24"/>
-        </w:rPr>
-        <w:t xml:space="preserve">OOH 之间存在标度关系（差约 3.2 eV）→ 所以台阶不均匀，最大的一级台阶决定过电位 → </w:t>
+        <w:t xml:space="preserve">OH 与 </w:t>
+      </w:r>
+      <w:r>
+        <w:rPr>
+          <w:rFonts w:ascii="Times New Roman" w:hAnsi="Times New Roman" w:eastAsia="宋体"/>
+          <w:b w:val="0"/>
+          <w:i/>
+          <w:sz w:val="24"/>
+        </w:rPr>
+        <w:t>`</w:t>
+      </w:r>
+      <w:r>
+        <w:rPr>
+          <w:rFonts w:ascii="Times New Roman" w:hAnsi="Times New Roman" w:eastAsia="宋体"/>
+          <w:b w:val="0"/>
+          <w:sz w:val="24"/>
+        </w:rPr>
+        <w:t>OOH</w:t>
+      </w:r>
+      <w:r>
+        <w:rPr>
+          <w:rFonts w:ascii="Times New Roman" w:hAnsi="Times New Roman" w:eastAsia="宋体"/>
+          <w:b w:val="0"/>
+          <w:sz w:val="24"/>
+        </w:rPr>
+        <w:t>`</w:t>
+      </w:r>
+      <w:r>
+        <w:rPr>
+          <w:rFonts w:ascii="Times New Roman" w:hAnsi="Times New Roman" w:eastAsia="宋体"/>
+          <w:b w:val="0"/>
+          <w:sz w:val="24"/>
+        </w:rPr>
+        <w:t xml:space="preserve"> 之间存在标度关系（差约 3.2 eV）→ 所以台阶不均匀，最大的一级台阶决定过电位 → </w:t>
       </w:r>
       <w:r>
         <w:rPr>
@@ -1129,7 +1154,23 @@
           <w:b w:val="0"/>
           <w:sz w:val="24"/>
         </w:rPr>
-        <w:t>：左图指四个步骤与中间体（\OH、\O、\OOH）→ 右图指理想线与实际路径之间的差额。</w:t>
+        <w:t>：左图指四个步骤与中间体（OH、O、</w:t>
+      </w:r>
+      <w:r>
+        <w:rPr>
+          <w:rFonts w:ascii="Consolas" w:hAnsi="Consolas" w:eastAsia="Consolas"/>
+          <w:sz w:val="24"/>
+          <w:shd w:fill="F0F0F0"/>
+        </w:rPr>
+        <w:t>OOH</w:t>
+      </w:r>
+      <w:r>
+        <w:rPr>
+          <w:rFonts w:ascii="Times New Roman" w:hAnsi="Times New Roman" w:eastAsia="宋体"/>
+          <w:b w:val="0"/>
+          <w:sz w:val="24"/>
+        </w:rPr>
+        <w:t>）→ 右图指理想线与实际路径之间的差额。</w:t>
       </w:r>
     </w:p>
     <w:p>
@@ -1409,7 +1450,39 @@
           <w:b w:val="0"/>
           <w:sz w:val="24"/>
         </w:rPr>
-        <w:t>成 O₂ → 不经过 \OOH、也不产生氧空位 → 所以它同时避开 AEM 的标度瓶颈和 LOM 的溶解通道 → 我们组还提出了 COM（光照触发、O–O 在氧态上偶联），这里只作一句补充。</w:t>
+        <w:t xml:space="preserve">成 O₂ → 不经过 </w:t>
+      </w:r>
+      <w:r>
+        <w:rPr>
+          <w:rFonts w:ascii="Consolas" w:hAnsi="Consolas" w:eastAsia="Consolas"/>
+          <w:sz w:val="24"/>
+          <w:shd w:fill="F0F0F0"/>
+        </w:rPr>
+        <w:t>OOH</w:t>
+      </w:r>
+      <w:r>
+        <w:rPr>
+          <w:rFonts w:ascii="Times New Roman" w:hAnsi="Times New Roman" w:eastAsia="宋体"/>
+          <w:b w:val="0"/>
+          <w:sz w:val="24"/>
+        </w:rPr>
+        <w:t>、也不产生氧空位 → 所以它同时避开 AEM 的标度瓶颈和 LOM 的溶解通道 → 我们组还提出了 COM（光照触发、O–O 在氧态上偶联），这里只作一句补充。</w:t>
+      </w:r>
+      <w:r>
+        <w:rPr>
+          <w:rFonts w:ascii="Times New Roman" w:hAnsi="Times New Roman" w:eastAsia="宋体"/>
+          <w:b/>
+          <w:sz w:val="24"/>
+        </w:rPr>
+        <w:t>每析出一个 O₂ 要 4 个位点、4 个电子</w:t>
+      </w:r>
+      <w:r>
+        <w:rPr>
+          <w:rFonts w:ascii="Times New Roman" w:hAnsi="Times New Roman" w:eastAsia="宋体"/>
+          <w:b w:val="0"/>
+          <w:sz w:val="24"/>
+        </w:rPr>
+        <w:t>（图上标了步骤 1 ×4、2 ×2、3 ×1）。</w:t>
       </w:r>
     </w:p>
     <w:p>
@@ -1445,7 +1518,7 @@
           <w:sz w:val="24"/>
           <w:shd w:fill="F0F0F0"/>
         </w:rPr>
-        <w:t>Panel I is the oxide path: two adjacent metal–oxo sites couple directly to O₂.</w:t>
+        <w:t>This is the oxide path: two adjacent metal–oxo sites couple directly to O₂. Four sites and four electrons per O₂.</w:t>
       </w:r>
     </w:p>
     <w:p>
@@ -1467,7 +1540,7 @@
           <w:sz w:val="24"/>
           <w:shd w:fill="F0F0F0"/>
         </w:rPr>
-        <w:t>No OOH intermediate, and no oxygen vacancy.</w:t>
+        <w:t>No OOH intermediate, so the AEM scaling limit does not apply; no oxygen vacancy, so there is no leaching channel.</w:t>
       </w:r>
     </w:p>
     <w:p>
@@ -1489,7 +1562,7 @@
           <w:sz w:val="24"/>
           <w:shd w:fill="F0F0F0"/>
         </w:rPr>
-        <w:t>This avoids both the OOH bottleneck and the dissolution channel — this is the route we target.</w:t>
+        <w:t>That is why OPM is the route we target.</w:t>
       </w:r>
     </w:p>
     <w:p>
@@ -1533,7 +1606,23 @@
           <w:b w:val="0"/>
           <w:sz w:val="24"/>
         </w:rPr>
-        <w:t>：指左表 panel I → 指右卡（COM）。</w:t>
+        <w:t>：指左侧循环图上 ③ 那步（</w:t>
+      </w:r>
+      <w:r>
+        <w:rPr>
+          <w:rFonts w:ascii="Consolas" w:hAnsi="Consolas" w:eastAsia="Consolas"/>
+          <w:sz w:val="24"/>
+          <w:shd w:fill="F0F0F0"/>
+        </w:rPr>
+        <w:t>2 M–O → 2 M + O₂</w:t>
+      </w:r>
+      <w:r>
+        <w:rPr>
+          <w:rFonts w:ascii="Times New Roman" w:hAnsi="Times New Roman" w:eastAsia="宋体"/>
+          <w:b w:val="0"/>
+          <w:sz w:val="24"/>
+        </w:rPr>
+        <w:t>，标着 direct O–O coupling）→ 指右侧 why this route 两行 → 指右卡（COM）。</w:t>
       </w:r>
     </w:p>
     <w:p>
